--- a/engine/gbco_study/GBCO_Bibliography_17-09-2026.docx
+++ b/engine/gbco_study/GBCO_Bibliography_17-09-2026.docx
@@ -5867,7 +5867,7 @@
                 <w:color w:val="1C3A36"/>
                 <w:sz w:val="14"/>
               </w:rPr>
-              <w:t>a ladder falling from 3.77% of Auto revenue in the first forecast year to 1.92% by the last, whose first year is the figure management guided</w:t>
+              <w:t>a ladder falling from 3.77% of Auto revenue in the first forecast year to 3.77% by the last, whose first year is the figure management guided</w:t>
             </w:r>
           </w:p>
         </w:tc>
@@ -5901,7 +5901,7 @@
                 <w:color w:val="1C3A36"/>
                 <w:sz w:val="14"/>
               </w:rPr>
-              <w:t>30.1%</w:t>
+              <w:t>56.0%</w:t>
             </w:r>
           </w:p>
         </w:tc>
@@ -5918,7 +5918,7 @@
                 <w:color w:val="1C3A36"/>
                 <w:sz w:val="14"/>
               </w:rPr>
-              <w:t>the study took the higher value</w:t>
+              <w:t>the study took the lower value</w:t>
             </w:r>
           </w:p>
         </w:tc>
@@ -6005,7 +6005,7 @@
                 <w:color w:val="1C3A36"/>
                 <w:sz w:val="14"/>
               </w:rPr>
-              <w:t>2.4%</w:t>
+              <w:t>4.4%</w:t>
             </w:r>
           </w:p>
         </w:tc>
@@ -6075,7 +6075,7 @@
                 <w:color w:val="1C3A36"/>
                 <w:sz w:val="14"/>
               </w:rPr>
-              <w:t>the market (credit-default-swap) basis, giving a first-year weighted cost of capital of 19.40%</w:t>
+              <w:t>the market (credit-default-swap) basis, giving a first-year weighted cost of capital of 14.58%</w:t>
             </w:r>
           </w:p>
         </w:tc>
@@ -6092,7 +6092,7 @@
                 <w:color w:val="1C3A36"/>
                 <w:sz w:val="14"/>
               </w:rPr>
-              <w:t>the credit-rating basis, giving 19.86%</w:t>
+              <w:t>the credit-rating basis, giving 14.69%</w:t>
             </w:r>
           </w:p>
         </w:tc>
@@ -6109,7 +6109,7 @@
                 <w:color w:val="1C3A36"/>
                 <w:sz w:val="14"/>
               </w:rPr>
-              <w:t>6.7%</w:t>
+              <w:t>2.3%</w:t>
             </w:r>
           </w:p>
         </w:tc>
@@ -6213,7 +6213,7 @@
                 <w:color w:val="1C3A36"/>
                 <w:sz w:val="14"/>
               </w:rPr>
-              <w:t>6.4%</w:t>
+              <w:t>2.2%</w:t>
             </w:r>
           </w:p>
         </w:tc>
@@ -6317,7 +6317,7 @@
                 <w:color w:val="1C3A36"/>
                 <w:sz w:val="14"/>
               </w:rPr>
-              <w:t>0.6%</w:t>
+              <w:t>1.0%</w:t>
             </w:r>
           </w:p>
         </w:tc>
@@ -6421,7 +6421,7 @@
                 <w:color w:val="1C3A36"/>
                 <w:sz w:val="14"/>
               </w:rPr>
-              <w:t>0.6%</w:t>
+              <w:t>1.1%</w:t>
             </w:r>
           </w:p>
         </w:tc>
@@ -6525,7 +6525,7 @@
                 <w:color w:val="1C3A36"/>
                 <w:sz w:val="14"/>
               </w:rPr>
-              <w:t>1.7%</w:t>
+              <w:t>9.9%</w:t>
             </w:r>
           </w:p>
         </w:tc>
@@ -6629,7 +6629,7 @@
                 <w:color w:val="1C3A36"/>
                 <w:sz w:val="14"/>
               </w:rPr>
-              <w:t>1.9%</w:t>
+              <w:t>2.7%</w:t>
             </w:r>
           </w:p>
         </w:tc>
@@ -6876,7 +6876,7 @@
                 <w:color w:val="1C3A36"/>
                 <w:sz w:val="14"/>
               </w:rPr>
-              <w:t>44.1187</w:t>
+              <w:t>30.3150</w:t>
             </w:r>
           </w:p>
         </w:tc>
@@ -6893,7 +6893,7 @@
                 <w:color w:val="1C3A36"/>
                 <w:sz w:val="14"/>
               </w:rPr>
-              <w:t>41.61% of the USD 1.4bn primary round completed with Al Ahly Capital Holding, translated at EGP 47.5</w:t>
+              <w:t>41.61% of the USD 1.4bn primary round completed with Al Ahly Capital Holding, translated at EGP 50.25</w:t>
             </w:r>
           </w:p>
         </w:tc>
@@ -6963,7 +6963,7 @@
                 <w:color w:val="1C3A36"/>
                 <w:sz w:val="14"/>
               </w:rPr>
-              <w:t>31.6368</w:t>
+              <w:t>17.8331</w:t>
             </w:r>
           </w:p>
         </w:tc>
@@ -6980,7 +6980,7 @@
                 <w:color w:val="1C3A36"/>
                 <w:sz w:val="14"/>
               </w:rPr>
-              <w:t>note 34 to the reviewed consolidated interim statements at 30 June 2026, EGP 15,733,523 thousand, footing to that balance sheet's own associates line</w:t>
+              <w:t>note 34 to the reviewed consolidated interim statements at 30 June 2026, EGP 15,723,523 thousand, footing to that balance sheet's own associates line</w:t>
             </w:r>
           </w:p>
         </w:tc>
@@ -7019,7 +7019,7 @@
           <w:color w:val="1C3A36"/>
           <w:sz w:val="19"/>
         </w:rPr>
-        <w:t>The spread between them is EGP 13,549.1 mn, 28.3% of the higher answer. Averaging the two would be a number neither disclosure supports, and a discount standing in for the uncertainty would be a parameter with nothing observable behind it. The uncertainty is in this line and it is published as this line.</w:t>
+        <w:t>The spread between them is EGP 13,549.1 mn, 41.2% of the higher answer. Averaging the two would be a number neither disclosure supports, and a discount standing in for the uncertainty would be a parameter with nothing observable behind it. The uncertainty is in this line and it is published as this line.</w:t>
       </w:r>
     </w:p>
     <w:p>
@@ -7851,7 +7851,7 @@
                 <w:color w:val="1C3A36"/>
                 <w:sz w:val="14"/>
               </w:rPr>
-              <w:t>DOWN, and by more than anything in the signed list — the superseded nominal is worth 141% more on the carrying branch</w:t>
+              <w:t>DOWN, and by more than anything in the signed list — the superseded nominal is worth 4398% more on the carrying branch</w:t>
             </w:r>
           </w:p>
         </w:tc>
@@ -7873,7 +7873,7 @@
           <w:color w:val="1C3A36"/>
           <w:sz w:val="19"/>
         </w:rPr>
-        <w:t>The direction test. A study that resolves every contested fork the same way has a lean whether or not any single choice is wrong, so the directions are counted rather than asserted: of 3 material judgements the study took the higher-value side on 3 and the lower on 0, a two-sided test of 0.25. That is not flagged at the 5% level. It is measured, not claimed, and a study is FLAGGED by it rather than failed — a company can genuinely deserve a consistent read. THE FORK IT DOES NOT COVER IS THE LARGEST IN THE STUDY: the basis of the associate mark is not resolved at all, so it is deliberately outside a test that measures which way forks were resolved.</w:t>
+        <w:t>The direction test. A study that resolves every contested fork the same way has a lean whether or not any single choice is wrong, so the directions are counted rather than asserted: of 2 material judgements the study took the higher-value side on 1 and the lower on 1, a two-sided test of 1. That is not flagged at the 5% level. It is measured, not claimed, and a study is FLAGGED by it rather than failed — a company can genuinely deserve a consistent read. THE FORK IT DOES NOT COVER IS THE LARGEST IN THE STUDY: the basis of the associate mark is not resolved at all, so it is deliberately outside a test that measures which way forks were resolved.</w:t>
       </w:r>
     </w:p>
     <w:p>
@@ -8693,7 +8693,7 @@
                 <w:color w:val="1C3A36"/>
                 <w:sz w:val="16"/>
               </w:rPr>
-              <w:t>One forward rate per explicit year, gliding from 19.40% in the first forecast year to a norm-built terminal of 14.16%, with the terminal brought home on the same cumulative factor as the last explicit year — one date, one price of time. The glide fractions are the policy-rate path’s own cumulative progress rather than a second free parameter.</w:t>
+              <w:t>One forward rate per explicit year, gliding from 14.58% in the first forecast year to a norm-built terminal of 11.59%, with the terminal brought home on the same cumulative factor as the last explicit year — one date, one price of time. The glide fractions are the policy-rate path’s own cumulative progress rather than a second free parameter.</w:t>
             </w:r>
           </w:p>
         </w:tc>
